--- a/SRS.docx
+++ b/SRS.docx
@@ -4,297 +4,152 @@
   <w:body>
     <w:p>
       <w:pPr>
-        <w:spacing w:after="480"/>
-        <w:jc w:val="center"/>
+        <w:keepNext/>
+        <w:spacing w:before="280" w:after="160"/>
       </w:pPr>
       <w:r>
         <w:rPr>
           <w:rFonts w:ascii="Times New Roman" w:hAnsi="Times New Roman"/>
           <w:b/>
-          <w:sz w:val="48"/>
+          <w:i w:val="0"/>
+          <w:color w:val="1E3A8A"/>
+          <w:sz w:val="36"/>
         </w:rPr>
-        <w:t>Software Requirements Specification (SRS)</w:t>
-        <w:br/>
-        <w:t>SoluoPrint</w:t>
+        <w:t>Software Requirements Specification (SRS) - IEEE 830 Standard</w:t>
       </w:r>
     </w:p>
     <w:p>
       <w:pPr>
-        <w:pStyle w:val="Heading1"/>
-        <w:spacing w:after="240"/>
+        <w:keepNext/>
+        <w:spacing w:before="280" w:after="160"/>
       </w:pPr>
       <w:r>
         <w:rPr>
           <w:rFonts w:ascii="Times New Roman" w:hAnsi="Times New Roman"/>
           <w:b/>
-          <w:color w:val="000000"/>
-          <w:sz w:val="32"/>
+          <w:i w:val="0"/>
+          <w:color w:val="0F766E"/>
+          <w:sz w:val="28"/>
         </w:rPr>
-        <w:t>1. Introduction</w:t>
+        <w:t>SoluoPrint: Premium All-in-One Print Shop Management, Custom Pricing &amp; Financial Analytics Platform</w:t>
       </w:r>
     </w:p>
     <w:p>
       <w:pPr>
-        <w:spacing w:line="360" w:lineRule="auto" w:after="240"/>
+        <w:spacing w:line="360" w:lineRule="auto" w:after="160"/>
+      </w:pPr>
+      <w:r>
+        <w:rPr>
+          <w:rFonts w:ascii="Times New Roman" w:hAnsi="Times New Roman"/>
+          <w:b/>
+          <w:i w:val="0"/>
+          <w:color w:val="000000"/>
+          <w:sz w:val="24"/>
+        </w:rPr>
+        <w:t>Author: Peter Borngreat-Mensah (Student Index: 22424679)</w:t>
+      </w:r>
+    </w:p>
+    <w:p>
+      <w:pPr>
+        <w:spacing w:line="360" w:lineRule="auto" w:after="160"/>
       </w:pPr>
       <w:r>
         <w:rPr>
           <w:rFonts w:ascii="Times New Roman" w:hAnsi="Times New Roman"/>
           <w:b w:val="0"/>
+          <w:i w:val="0"/>
+          <w:color w:val="000000"/>
           <w:sz w:val="24"/>
         </w:rPr>
-        <w:t>The SoluoPrint system is a comprehensive print shop management application designed to handle customers, print jobs, financial transactions, and automated notifications (SMS). This document formalizes the requirements and architecture of the existing system as part of the CSCD 602 Advanced Software Engineering Project.</w:t>
+        <w:t>Course: CSCD 602 - Advanced Software Engineering, Department of Computer Science, University of Ghana.</w:t>
       </w:r>
     </w:p>
     <w:p>
       <w:pPr>
-        <w:pStyle w:val="Heading1"/>
-        <w:spacing w:after="240"/>
+        <w:keepNext/>
+        <w:spacing w:before="280" w:after="160"/>
       </w:pPr>
       <w:r>
         <w:rPr>
           <w:rFonts w:ascii="Times New Roman" w:hAnsi="Times New Roman"/>
           <w:b/>
-          <w:color w:val="000000"/>
-          <w:sz w:val="32"/>
+          <w:i w:val="0"/>
+          <w:color w:val="0F766E"/>
+          <w:sz w:val="28"/>
         </w:rPr>
-        <w:t>2. Functional Requirements</w:t>
+        <w:t>1. Problem Statement &amp; Domain Context</w:t>
       </w:r>
     </w:p>
     <w:p>
       <w:pPr>
-        <w:pStyle w:val="ListBullet"/>
-        <w:spacing w:line="360" w:lineRule="auto"/>
+        <w:spacing w:line="360" w:lineRule="auto" w:after="160"/>
       </w:pPr>
       <w:r>
         <w:rPr>
           <w:rFonts w:ascii="Times New Roman" w:hAnsi="Times New Roman"/>
           <w:b w:val="0"/>
+          <w:i w:val="0"/>
+          <w:color w:val="000000"/>
           <w:sz w:val="24"/>
         </w:rPr>
-        <w:t>FR1: The system shall allow users to register and create a company profile.</w:t>
+        <w:t>Empirical industry research reveals that 73% of fast-paced print shops and digital studios experience margin loss on up to 40% of custom orders when relying on generic tools like Microsoft Excel or QuickBooks. Generic accounting packages fail because custom print production involves complex area-based square footage calculations, custom material units (ft, in, cm, mm, m), multi-item bulk orders, fluctuating material pricing, and continuous customer 'job status' phone calls that degrade operational productivity.</w:t>
       </w:r>
     </w:p>
     <w:p>
       <w:pPr>
-        <w:pStyle w:val="ListBullet"/>
-        <w:spacing w:line="360" w:lineRule="auto"/>
+        <w:spacing w:line="360" w:lineRule="auto" w:after="160"/>
       </w:pPr>
       <w:r>
         <w:rPr>
           <w:rFonts w:ascii="Times New Roman" w:hAnsi="Times New Roman"/>
           <w:b w:val="0"/>
+          <w:i w:val="0"/>
+          <w:color w:val="000000"/>
           <w:sz w:val="24"/>
         </w:rPr>
-        <w:t>FR2: The system shall enforce email verification for new accounts prior to granting access.</w:t>
+        <w:t>SoluoPrint directly solves this domain challenge by providing a unified, multi-tenant print shop ERP platform featuring instant automated job pricing, SMSOnlineAPI status notifications, Namecheap cPanel SMTP email verification, multi-account ledger tracking, and a self-service Customer Intake Portal.</w:t>
       </w:r>
     </w:p>
     <w:p>
       <w:pPr>
-        <w:pStyle w:val="ListBullet"/>
-        <w:spacing w:line="360" w:lineRule="auto"/>
+        <w:keepNext/>
+        <w:spacing w:before="280" w:after="160"/>
+      </w:pPr>
+      <w:r>
+        <w:rPr>
+          <w:rFonts w:ascii="Times New Roman" w:hAnsi="Times New Roman"/>
+          <w:b/>
+          <w:i w:val="0"/>
+          <w:color w:val="0F766E"/>
+          <w:sz w:val="28"/>
+        </w:rPr>
+        <w:t>2. System Architecture &amp; Component Design</w:t>
+      </w:r>
+    </w:p>
+    <w:p>
+      <w:pPr>
+        <w:spacing w:line="360" w:lineRule="auto" w:after="160"/>
       </w:pPr>
       <w:r>
         <w:rPr>
           <w:rFonts w:ascii="Times New Roman" w:hAnsi="Times New Roman"/>
           <w:b w:val="0"/>
+          <w:i w:val="0"/>
+          <w:color w:val="000000"/>
           <w:sz w:val="24"/>
         </w:rPr>
-        <w:t>FR3: The system shall allow authorized users to create, update, and manage print jobs with statuses (Pending, In Progress, Completed, Delivered).</w:t>
+        <w:t>The system follows a modern 3-tier architecture separating Presentation UI (React 18 SPA), Application/Proxy Middleware (Namecheap cPanel PHP &amp; Edge Functions), and Persistence (Supabase PostgreSQL DB with Row Level Security).</w:t>
       </w:r>
     </w:p>
     <w:p>
       <w:pPr>
-        <w:pStyle w:val="ListBullet"/>
-        <w:spacing w:line="360" w:lineRule="auto"/>
-      </w:pPr>
-      <w:r>
-        <w:rPr>
-          <w:rFonts w:ascii="Times New Roman" w:hAnsi="Times New Roman"/>
-          <w:b w:val="0"/>
-          <w:sz w:val="24"/>
-        </w:rPr>
-        <w:t>FR4: The system shall allow users to manage customer records and track customer balances.</w:t>
-      </w:r>
-    </w:p>
-    <w:p>
-      <w:pPr>
-        <w:pStyle w:val="ListBullet"/>
-        <w:spacing w:line="360" w:lineRule="auto"/>
-      </w:pPr>
-      <w:r>
-        <w:rPr>
-          <w:rFonts w:ascii="Times New Roman" w:hAnsi="Times New Roman"/>
-          <w:b w:val="0"/>
-          <w:sz w:val="24"/>
-        </w:rPr>
-        <w:t>FR5: The system shall allow users to record payments against specific jobs or general customer balances.</w:t>
-      </w:r>
-    </w:p>
-    <w:p>
-      <w:pPr>
-        <w:pStyle w:val="ListBullet"/>
-        <w:spacing w:line="360" w:lineRule="auto"/>
-      </w:pPr>
-      <w:r>
-        <w:rPr>
-          <w:rFonts w:ascii="Times New Roman" w:hAnsi="Times New Roman"/>
-          <w:b w:val="0"/>
-          <w:sz w:val="24"/>
-        </w:rPr>
-        <w:t>FR6: The system shall automatically send an SMS notification using SMSGH SMSAPI when a payment is received, formatted exactly as: 'Hello [Name], your payment of: [Currency] [Amount] has been received. Your remaining balance is [Currency] [Balance]. Regards: [Company Name] - [Phone] Powered by: Soluotech'.</w:t>
-      </w:r>
-    </w:p>
-    <w:p>
-      <w:pPr>
-        <w:pStyle w:val="ListBullet"/>
-        <w:spacing w:line="360" w:lineRule="auto"/>
-      </w:pPr>
-      <w:r>
-        <w:rPr>
-          <w:rFonts w:ascii="Times New Roman" w:hAnsi="Times New Roman"/>
-          <w:b w:val="0"/>
-          <w:sz w:val="24"/>
-        </w:rPr>
-        <w:t>FR7: The system shall provide Role-Based Access Control (RBAC) supporting 'owner' and 'admin' roles.</w:t>
-      </w:r>
-    </w:p>
-    <w:p>
-      <w:pPr>
-        <w:pStyle w:val="ListBullet"/>
-        <w:spacing w:line="360" w:lineRule="auto"/>
-      </w:pPr>
-      <w:r>
-        <w:rPr>
-          <w:rFonts w:ascii="Times New Roman" w:hAnsi="Times New Roman"/>
-          <w:b w:val="0"/>
-          <w:sz w:val="24"/>
-        </w:rPr>
-        <w:t>FR8: The system shall display analytics on a Dashboard (Total Revenue, Jobs, Outstanding Balances).</w:t>
-      </w:r>
-    </w:p>
-    <w:p>
-      <w:pPr>
-        <w:pStyle w:val="Heading1"/>
-        <w:spacing w:after="240"/>
-      </w:pPr>
-      <w:r>
-        <w:rPr>
-          <w:rFonts w:ascii="Times New Roman" w:hAnsi="Times New Roman"/>
-          <w:b/>
-          <w:color w:val="000000"/>
-          <w:sz w:val="32"/>
-        </w:rPr>
-        <w:t>3. Non-Functional Requirements</w:t>
-      </w:r>
-    </w:p>
-    <w:p>
-      <w:pPr>
-        <w:pStyle w:val="ListBullet"/>
-        <w:spacing w:line="360" w:lineRule="auto"/>
-      </w:pPr>
-      <w:r>
-        <w:rPr>
-          <w:rFonts w:ascii="Times New Roman" w:hAnsi="Times New Roman"/>
-          <w:b w:val="0"/>
-          <w:sz w:val="24"/>
-        </w:rPr>
-        <w:t>NFR1 (Security): Passwords and authentication must be handled securely via Supabase Auth. Passwords shall not be stored in plain text.</w:t>
-      </w:r>
-    </w:p>
-    <w:p>
-      <w:pPr>
-        <w:pStyle w:val="ListBullet"/>
-        <w:spacing w:line="360" w:lineRule="auto"/>
-      </w:pPr>
-      <w:r>
-        <w:rPr>
-          <w:rFonts w:ascii="Times New Roman" w:hAnsi="Times New Roman"/>
-          <w:b w:val="0"/>
-          <w:sz w:val="24"/>
-        </w:rPr>
-        <w:t>NFR2 (Performance): The dashboard shall load within 2 seconds under normal conditions.</w:t>
-      </w:r>
-    </w:p>
-    <w:p>
-      <w:pPr>
-        <w:pStyle w:val="ListBullet"/>
-        <w:spacing w:line="360" w:lineRule="auto"/>
-      </w:pPr>
-      <w:r>
-        <w:rPr>
-          <w:rFonts w:ascii="Times New Roman" w:hAnsi="Times New Roman"/>
-          <w:b w:val="0"/>
-          <w:sz w:val="24"/>
-        </w:rPr>
-        <w:t>NFR3 (Usability): The interface must be fully responsive, scaling appropriately for desktop and mobile browsers.</w:t>
-      </w:r>
-    </w:p>
-    <w:p>
-      <w:pPr>
-        <w:pStyle w:val="ListBullet"/>
-        <w:spacing w:line="360" w:lineRule="auto"/>
-      </w:pPr>
-      <w:r>
-        <w:rPr>
-          <w:rFonts w:ascii="Times New Roman" w:hAnsi="Times New Roman"/>
-          <w:b w:val="0"/>
-          <w:sz w:val="24"/>
-        </w:rPr>
-        <w:t>NFR4 (Reliability): The system must rely on Row-Level Security (RLS) to strictly isolate company data in a multi-tenant environment.</w:t>
-      </w:r>
-    </w:p>
-    <w:p>
-      <w:pPr>
-        <w:pStyle w:val="Heading1"/>
-        <w:spacing w:after="240"/>
-      </w:pPr>
-      <w:r>
-        <w:rPr>
-          <w:rFonts w:ascii="Times New Roman" w:hAnsi="Times New Roman"/>
-          <w:b/>
-          <w:color w:val="000000"/>
-          <w:sz w:val="32"/>
-        </w:rPr>
-        <w:t>4. System Architecture &amp; Diagrams</w:t>
-      </w:r>
-    </w:p>
-    <w:p>
-      <w:pPr>
-        <w:pStyle w:val="Heading2"/>
-        <w:spacing w:after="240"/>
-      </w:pPr>
-      <w:r>
-        <w:rPr>
-          <w:rFonts w:ascii="Times New Roman" w:hAnsi="Times New Roman"/>
-          <w:b/>
-          <w:color w:val="000000"/>
-          <w:sz w:val="28"/>
-        </w:rPr>
-        <w:t>4.1 System Context Diagram</w:t>
-      </w:r>
-    </w:p>
-    <w:p>
-      <w:pPr>
-        <w:spacing w:line="360" w:lineRule="auto" w:after="240"/>
-      </w:pPr>
-      <w:r>
-        <w:rPr>
-          <w:rFonts w:ascii="Times New Roman" w:hAnsi="Times New Roman"/>
-          <w:b w:val="0"/>
-          <w:sz w:val="24"/>
-        </w:rPr>
-        <w:t>The context diagram illustrates how the SoluoPrint system interacts with external entities (Users, Supabase Backend, and SMSGH SMSAPI).</w:t>
-      </w:r>
-    </w:p>
-    <w:p>
-      <w:pPr>
+        <w:spacing w:after="80"/>
         <w:jc w:val="center"/>
       </w:pPr>
       <w:r>
         <w:drawing>
           <wp:inline xmlns:a="http://schemas.openxmlformats.org/drawingml/2006/main" xmlns:pic="http://schemas.openxmlformats.org/drawingml/2006/picture">
-            <wp:extent cx="4572000" cy="4273826"/>
+            <wp:extent cx="5669280" cy="3763640"/>
             <wp:docPr id="1" name="Picture 1"/>
             <wp:cNvGraphicFramePr>
               <a:graphicFrameLocks noChangeAspect="1"/>
@@ -303,7 +158,7 @@
               <a:graphicData uri="http://schemas.openxmlformats.org/drawingml/2006/picture">
                 <pic:pic>
                   <pic:nvPicPr>
-                    <pic:cNvPr id="0" name="context.png"/>
+                    <pic:cNvPr id="0" name="system_architecture.png"/>
                     <pic:cNvPicPr/>
                   </pic:nvPicPr>
                   <pic:blipFill>
@@ -315,7 +170,7 @@
                   <pic:spPr>
                     <a:xfrm>
                       <a:off x="0" y="0"/>
-                      <a:ext cx="4572000" cy="4273826"/>
+                      <a:ext cx="5669280" cy="3763640"/>
                     </a:xfrm>
                     <a:prstGeom prst="rect"/>
                   </pic:spPr>
@@ -328,40 +183,60 @@
     </w:p>
     <w:p>
       <w:pPr>
-        <w:pStyle w:val="Heading2"/>
-        <w:spacing w:after="240"/>
+        <w:spacing w:after="280"/>
+        <w:jc w:val="center"/>
       </w:pPr>
       <w:r>
         <w:rPr>
           <w:rFonts w:ascii="Times New Roman" w:hAnsi="Times New Roman"/>
           <w:b/>
-          <w:color w:val="000000"/>
-          <w:sz w:val="28"/>
+          <w:i/>
+          <w:color w:val="475569"/>
+          <w:sz w:val="19"/>
         </w:rPr>
-        <w:t>4.2 Use Case Diagram</w:t>
+        <w:t>Figure Evidence: 3-Tier System Architecture Diagram</w:t>
       </w:r>
     </w:p>
     <w:p>
       <w:pPr>
-        <w:spacing w:line="360" w:lineRule="auto" w:after="240"/>
+        <w:keepNext/>
+        <w:spacing w:before="280" w:after="160"/>
+      </w:pPr>
+      <w:r>
+        <w:rPr>
+          <w:rFonts w:ascii="Times New Roman" w:hAnsi="Times New Roman"/>
+          <w:b/>
+          <w:i w:val="0"/>
+          <w:color w:val="0F766E"/>
+          <w:sz w:val="28"/>
+        </w:rPr>
+        <w:t>3. Entity-Relationship &amp; Database Schema</w:t>
+      </w:r>
+    </w:p>
+    <w:p>
+      <w:pPr>
+        <w:spacing w:line="360" w:lineRule="auto" w:after="160"/>
       </w:pPr>
       <w:r>
         <w:rPr>
           <w:rFonts w:ascii="Times New Roman" w:hAnsi="Times New Roman"/>
           <w:b w:val="0"/>
+          <w:i w:val="0"/>
+          <w:color w:val="000000"/>
           <w:sz w:val="24"/>
         </w:rPr>
-        <w:t>The following diagram highlights the primary use cases available to an authenticated user.</w:t>
+        <w:t>The database schema is fully normalized in PostgreSQL, enforcing foreign key integrity across multi-tenant companies, customer profiles, print jobs, payments, ledger accounts, and custom size presets.</w:t>
       </w:r>
     </w:p>
     <w:p>
       <w:pPr>
+        <w:spacing w:after="80"/>
         <w:jc w:val="center"/>
       </w:pPr>
       <w:r>
         <w:drawing>
           <wp:inline xmlns:a="http://schemas.openxmlformats.org/drawingml/2006/main" xmlns:pic="http://schemas.openxmlformats.org/drawingml/2006/picture">
-            <wp:extent cx="4572000" cy="4960074"/>
+            <wp:extent cx="5669280" cy="4044630"/>
             <wp:docPr id="2" name="Picture 2"/>
             <wp:cNvGraphicFramePr>
               <a:graphicFrameLocks noChangeAspect="1"/>
@@ -370,7 +245,7 @@
               <a:graphicData uri="http://schemas.openxmlformats.org/drawingml/2006/picture">
                 <pic:pic>
                   <pic:nvPicPr>
-                    <pic:cNvPr id="0" name="usecase.png"/>
+                    <pic:cNvPr id="0" name="er_diagram.png"/>
                     <pic:cNvPicPr/>
                   </pic:nvPicPr>
                   <pic:blipFill>
@@ -382,7 +257,7 @@
                   <pic:spPr>
                     <a:xfrm>
                       <a:off x="0" y="0"/>
-                      <a:ext cx="4572000" cy="4960074"/>
+                      <a:ext cx="5669280" cy="4044630"/>
                     </a:xfrm>
                     <a:prstGeom prst="rect"/>
                   </pic:spPr>
@@ -395,40 +270,60 @@
     </w:p>
     <w:p>
       <w:pPr>
-        <w:pStyle w:val="Heading2"/>
-        <w:spacing w:after="240"/>
+        <w:spacing w:after="280"/>
+        <w:jc w:val="center"/>
       </w:pPr>
       <w:r>
         <w:rPr>
           <w:rFonts w:ascii="Times New Roman" w:hAnsi="Times New Roman"/>
           <w:b/>
-          <w:color w:val="000000"/>
-          <w:sz w:val="28"/>
+          <w:i/>
+          <w:color w:val="475569"/>
+          <w:sz w:val="19"/>
         </w:rPr>
-        <w:t>4.3 Entity Relationship Diagram</w:t>
+        <w:t>Figure Evidence: Normalized Entity-Relationship Diagram (ERD)</w:t>
       </w:r>
     </w:p>
     <w:p>
       <w:pPr>
-        <w:spacing w:line="360" w:lineRule="auto" w:after="240"/>
+        <w:keepNext/>
+        <w:spacing w:before="280" w:after="160"/>
+      </w:pPr>
+      <w:r>
+        <w:rPr>
+          <w:rFonts w:ascii="Times New Roman" w:hAnsi="Times New Roman"/>
+          <w:b/>
+          <w:i w:val="0"/>
+          <w:color w:val="0F766E"/>
+          <w:sz w:val="28"/>
+        </w:rPr>
+        <w:t>4. Use Case Analysis</w:t>
+      </w:r>
+    </w:p>
+    <w:p>
+      <w:pPr>
+        <w:spacing w:line="360" w:lineRule="auto" w:after="160"/>
       </w:pPr>
       <w:r>
         <w:rPr>
           <w:rFonts w:ascii="Times New Roman" w:hAnsi="Times New Roman"/>
           <w:b w:val="0"/>
+          <w:i w:val="0"/>
+          <w:color w:val="000000"/>
           <w:sz w:val="24"/>
         </w:rPr>
-        <w:t>The core data model for the application, mapping relationships between companies, profiles, customers, jobs, and payments.</w:t>
+        <w:t>The system supports three primary actors: Shop Admin, Press Staff, and External Customers.</w:t>
       </w:r>
     </w:p>
     <w:p>
       <w:pPr>
+        <w:spacing w:after="80"/>
         <w:jc w:val="center"/>
       </w:pPr>
       <w:r>
         <w:drawing>
           <wp:inline xmlns:a="http://schemas.openxmlformats.org/drawingml/2006/main" xmlns:pic="http://schemas.openxmlformats.org/drawingml/2006/picture">
-            <wp:extent cx="5029200" cy="9691840"/>
+            <wp:extent cx="5669280" cy="3763640"/>
             <wp:docPr id="3" name="Picture 3"/>
             <wp:cNvGraphicFramePr>
               <a:graphicFrameLocks noChangeAspect="1"/>
@@ -437,7 +332,7 @@
               <a:graphicData uri="http://schemas.openxmlformats.org/drawingml/2006/picture">
                 <pic:pic>
                   <pic:nvPicPr>
-                    <pic:cNvPr id="0" name="er.png"/>
+                    <pic:cNvPr id="0" name="use_case_diagram.png"/>
                     <pic:cNvPicPr/>
                   </pic:nvPicPr>
                   <pic:blipFill>
@@ -449,7 +344,7 @@
                   <pic:spPr>
                     <a:xfrm>
                       <a:off x="0" y="0"/>
-                      <a:ext cx="5029200" cy="9691840"/>
+                      <a:ext cx="5669280" cy="3763640"/>
                     </a:xfrm>
                     <a:prstGeom prst="rect"/>
                   </pic:spPr>
@@ -458,6 +353,22 @@
             </a:graphic>
           </wp:inline>
         </w:drawing>
+      </w:r>
+    </w:p>
+    <w:p>
+      <w:pPr>
+        <w:spacing w:after="280"/>
+        <w:jc w:val="center"/>
+      </w:pPr>
+      <w:r>
+        <w:rPr>
+          <w:rFonts w:ascii="Times New Roman" w:hAnsi="Times New Roman"/>
+          <w:b/>
+          <w:i/>
+          <w:color w:val="475569"/>
+          <w:sz w:val="19"/>
+        </w:rPr>
+        <w:t>Figure Evidence: System Use Case Diagram</w:t>
       </w:r>
     </w:p>
     <w:sectPr>
@@ -833,10 +744,6 @@
     <w:name w:val="Normal"/>
     <w:qFormat/>
     <w:rsid w:val="00FC693F"/>
-    <w:rPr>
-      <w:rFonts w:ascii="Times New Roman" w:hAnsi="Times New Roman"/>
-      <w:sz w:val="24"/>
-    </w:rPr>
   </w:style>
   <w:style w:type="paragraph" w:styleId="Header">
     <w:name w:val="header"/>

--- a/SRS.docx
+++ b/SRS.docx
@@ -31,7 +31,7 @@
           <w:color w:val="0F766E"/>
           <w:sz w:val="28"/>
         </w:rPr>
-        <w:t>SoluoPrint: Premium All-in-One Print Shop Management, Custom Pricing &amp; Financial Analytics Platform</w:t>
+        <w:t>SoluoPrint - Advanced Print Shop Management System</w:t>
       </w:r>
     </w:p>
     <w:p>
@@ -107,7 +107,7 @@
           <w:color w:val="000000"/>
           <w:sz w:val="24"/>
         </w:rPr>
-        <w:t>SoluoPrint directly solves this domain challenge by providing a unified, multi-tenant print shop ERP platform featuring instant automated job pricing, SMSOnlineAPI status notifications, Namecheap cPanel SMTP email verification, multi-account ledger tracking, and a self-service Customer Intake Portal.</w:t>
+        <w:t>SoluoPrint is designed specifically for Large Format Printing, T-Shirt and Apparel Printing, Embroidery, Packaging Design, and General Print Production. It directly solves domain challenges by providing a unified, multi-tenant print shop ERP platform featuring instant automated job pricing, smsonlineapi status notifications, Namecheap cPanel SMTP email verification, multi-account ledger tracking, digital payment gateways (Hubtel, Paystack, Flutterwave), and a self-service Customer Intake Portal.</w:t>
       </w:r>
     </w:p>
     <w:p>

--- a/SRS.docx
+++ b/SRS.docx
@@ -323,7 +323,7 @@
       <w:r>
         <w:drawing>
           <wp:inline xmlns:a="http://schemas.openxmlformats.org/drawingml/2006/main" xmlns:pic="http://schemas.openxmlformats.org/drawingml/2006/picture">
-            <wp:extent cx="5669280" cy="3763640"/>
+            <wp:extent cx="5669280" cy="4037833"/>
             <wp:docPr id="3" name="Picture 3"/>
             <wp:cNvGraphicFramePr>
               <a:graphicFrameLocks noChangeAspect="1"/>
@@ -344,7 +344,7 @@
                   <pic:spPr>
                     <a:xfrm>
                       <a:off x="0" y="0"/>
-                      <a:ext cx="5669280" cy="3763640"/>
+                      <a:ext cx="5669280" cy="4037833"/>
                     </a:xfrm>
                     <a:prstGeom prst="rect"/>
                   </pic:spPr>

--- a/SRS.docx
+++ b/SRS.docx
@@ -31,7 +31,7 @@
           <w:color w:val="0F766E"/>
           <w:sz w:val="28"/>
         </w:rPr>
-        <w:t>SoluoPrint - Advanced Print Shop Management System</w:t>
+        <w:t>SoluoPrint - Premium All-in-One Print Shop Management (Print/Job management, CRM, Financial Management &amp; Analytics Platform, Automated SMS Notifications)</w:t>
       </w:r>
     </w:p>
     <w:p>
@@ -77,7 +77,23 @@
           <w:color w:val="0F766E"/>
           <w:sz w:val="28"/>
         </w:rPr>
-        <w:t>1. Problem Statement &amp; Domain Context</w:t>
+        <w:t>1. Introduction</w:t>
+      </w:r>
+    </w:p>
+    <w:p>
+      <w:pPr>
+        <w:keepNext/>
+        <w:spacing w:before="280" w:after="160"/>
+      </w:pPr>
+      <w:r>
+        <w:rPr>
+          <w:rFonts w:ascii="Times New Roman" w:hAnsi="Times New Roman"/>
+          <w:b/>
+          <w:i/>
+          <w:color w:val="334155"/>
+          <w:sz w:val="24"/>
+        </w:rPr>
+        <w:t>1.1 Purpose</w:t>
       </w:r>
     </w:p>
     <w:p>
@@ -92,7 +108,23 @@
           <w:color w:val="000000"/>
           <w:sz w:val="24"/>
         </w:rPr>
-        <w:t>Empirical industry research reveals that 73% of fast-paced print shops and digital studios experience margin loss on up to 40% of custom orders when relying on generic tools like Microsoft Excel or QuickBooks. Generic accounting packages fail because custom print production involves complex area-based square footage calculations, custom material units (ft, in, cm, mm, m), multi-item bulk orders, fluctuating material pricing, and continuous customer 'job status' phone calls that degrade operational productivity.</w:t>
+        <w:t>This document specifies the software requirements for the SoluoPrint platform. SoluoPrint is a web-based, multi-tenant print shop ERP engineered to automate pricing calculations, production tracking, customer relations management (CRM), and financial accounting for specialized digital studios.</w:t>
+      </w:r>
+    </w:p>
+    <w:p>
+      <w:pPr>
+        <w:keepNext/>
+        <w:spacing w:before="280" w:after="160"/>
+      </w:pPr>
+      <w:r>
+        <w:rPr>
+          <w:rFonts w:ascii="Times New Roman" w:hAnsi="Times New Roman"/>
+          <w:b/>
+          <w:i/>
+          <w:color w:val="334155"/>
+          <w:sz w:val="24"/>
+        </w:rPr>
+        <w:t>1.2 Scope</w:t>
       </w:r>
     </w:p>
     <w:p>
@@ -107,7 +139,92 @@
           <w:color w:val="000000"/>
           <w:sz w:val="24"/>
         </w:rPr>
-        <w:t>SoluoPrint is designed specifically for Large Format Printing, T-Shirt and Apparel Printing, Embroidery, Packaging Design, and General Print Production. It directly solves domain challenges by providing a unified, multi-tenant print shop ERP platform featuring instant automated job pricing, smsonlineapi status notifications, Namecheap cPanel SMTP email verification, multi-account ledger tracking, digital payment gateways (Hubtel, Paystack, Flutterwave), and a self-service Customer Intake Portal.</w:t>
+        <w:t>The system scope covers single and bulk job creation, custom dimension calculators (supporting feet, inches, cm, mm, and meters), real-time production status tracking, a self-service customer intake portal, email and SMS notification engines (smsonlineapi / SMTP), and integrations with digital payment gateways (Hubtel, Paystack, Flutterwave).</w:t>
+      </w:r>
+    </w:p>
+    <w:p>
+      <w:pPr>
+        <w:keepNext/>
+        <w:spacing w:before="280" w:after="160"/>
+      </w:pPr>
+      <w:r>
+        <w:rPr>
+          <w:rFonts w:ascii="Times New Roman" w:hAnsi="Times New Roman"/>
+          <w:b/>
+          <w:i/>
+          <w:color w:val="334155"/>
+          <w:sz w:val="24"/>
+        </w:rPr>
+        <w:t>1.3 Definitions, Acronyms, and Abbreviations</w:t>
+      </w:r>
+    </w:p>
+    <w:p>
+      <w:pPr>
+        <w:spacing w:line="360" w:lineRule="auto" w:after="160"/>
+      </w:pPr>
+      <w:r>
+        <w:rPr>
+          <w:rFonts w:ascii="Times New Roman" w:hAnsi="Times New Roman"/>
+          <w:b w:val="0"/>
+          <w:i w:val="0"/>
+          <w:color w:val="000000"/>
+          <w:sz w:val="24"/>
+        </w:rPr>
+        <w:t>• ERP: Enterprise Resource Planning.</w:t>
+        <w:br/>
+        <w:t>• MoMo: Mobile Money.</w:t>
+        <w:br/>
+        <w:t>• RLS: Row Level Security.</w:t>
+        <w:br/>
+        <w:t>• SRS: Software Requirements Specification.</w:t>
+        <w:br/>
+        <w:t>• SMSGH: Telephony messaging protocol.</w:t>
+      </w:r>
+    </w:p>
+    <w:p>
+      <w:pPr>
+        <w:keepNext/>
+        <w:spacing w:before="280" w:after="160"/>
+      </w:pPr>
+      <w:r>
+        <w:rPr>
+          <w:rFonts w:ascii="Times New Roman" w:hAnsi="Times New Roman"/>
+          <w:b/>
+          <w:i/>
+          <w:color w:val="334155"/>
+          <w:sz w:val="24"/>
+        </w:rPr>
+        <w:t>1.4 References</w:t>
+      </w:r>
+    </w:p>
+    <w:p>
+      <w:pPr>
+        <w:spacing w:line="360" w:lineRule="auto" w:after="160"/>
+      </w:pPr>
+      <w:r>
+        <w:rPr>
+          <w:rFonts w:ascii="Times New Roman" w:hAnsi="Times New Roman"/>
+          <w:b w:val="0"/>
+          <w:i/>
+          <w:color w:val="000000"/>
+          <w:sz w:val="24"/>
+        </w:rPr>
+        <w:t>IEEE Computer Society. (1998). IEEE Std 830-1998: IEEE Recommended Practice for Software Requirements Specifications. IEEE.</w:t>
+      </w:r>
+    </w:p>
+    <w:p>
+      <w:pPr>
+        <w:spacing w:line="360" w:lineRule="auto" w:after="160"/>
+      </w:pPr>
+      <w:r>
+        <w:rPr>
+          <w:rFonts w:ascii="Times New Roman" w:hAnsi="Times New Roman"/>
+          <w:b w:val="0"/>
+          <w:i/>
+          <w:color w:val="000000"/>
+          <w:sz w:val="24"/>
+        </w:rPr>
+        <w:t>Supabase Documentation. (2026). Row Level Security &amp; Storage. Supabase Inc.</w:t>
       </w:r>
     </w:p>
     <w:p>
@@ -123,7 +240,23 @@
           <w:color w:val="0F766E"/>
           <w:sz w:val="28"/>
         </w:rPr>
-        <w:t>2. System Architecture &amp; Component Design</w:t>
+        <w:t>2. Overall Description</w:t>
+      </w:r>
+    </w:p>
+    <w:p>
+      <w:pPr>
+        <w:keepNext/>
+        <w:spacing w:before="280" w:after="160"/>
+      </w:pPr>
+      <w:r>
+        <w:rPr>
+          <w:rFonts w:ascii="Times New Roman" w:hAnsi="Times New Roman"/>
+          <w:b/>
+          <w:i/>
+          <w:color w:val="334155"/>
+          <w:sz w:val="24"/>
+        </w:rPr>
+        <w:t>2.1 Product Perspective</w:t>
       </w:r>
     </w:p>
     <w:p>
@@ -138,7 +271,222 @@
           <w:color w:val="000000"/>
           <w:sz w:val="24"/>
         </w:rPr>
-        <w:t>The system follows a modern 3-tier architecture separating Presentation UI (React 18 SPA), Application/Proxy Middleware (Namecheap cPanel PHP &amp; Edge Functions), and Persistence (Supabase PostgreSQL DB with Row Level Security).</w:t>
+        <w:t>SoluoPrint is a standalone multi-tenant web application that replaces spreadsheets and generic accounting systems. It integrates with external SMS services (smsonlineapi) and payment aggregators (Paystack) to deliver a unified workspace.</w:t>
+      </w:r>
+    </w:p>
+    <w:p>
+      <w:pPr>
+        <w:keepNext/>
+        <w:spacing w:before="280" w:after="160"/>
+      </w:pPr>
+      <w:r>
+        <w:rPr>
+          <w:rFonts w:ascii="Times New Roman" w:hAnsi="Times New Roman"/>
+          <w:b/>
+          <w:i/>
+          <w:color w:val="334155"/>
+          <w:sz w:val="24"/>
+        </w:rPr>
+        <w:t>2.2 Product Functions</w:t>
+      </w:r>
+    </w:p>
+    <w:p>
+      <w:pPr>
+        <w:spacing w:line="360" w:lineRule="auto" w:after="160"/>
+      </w:pPr>
+      <w:r>
+        <w:rPr>
+          <w:rFonts w:ascii="Times New Roman" w:hAnsi="Times New Roman"/>
+          <w:b w:val="0"/>
+          <w:i w:val="0"/>
+          <w:color w:val="000000"/>
+          <w:sz w:val="24"/>
+        </w:rPr>
+        <w:t>Key functions include automated pricing, job workflow tracking (Pending, In Progress, Completed, Delivered), customer balance management, ledger expense/revenue logging, and multi-format analytics reporting.</w:t>
+      </w:r>
+    </w:p>
+    <w:p>
+      <w:pPr>
+        <w:keepNext/>
+        <w:spacing w:before="280" w:after="160"/>
+      </w:pPr>
+      <w:r>
+        <w:rPr>
+          <w:rFonts w:ascii="Times New Roman" w:hAnsi="Times New Roman"/>
+          <w:b/>
+          <w:i/>
+          <w:color w:val="334155"/>
+          <w:sz w:val="24"/>
+        </w:rPr>
+        <w:t>2.3 User Characteristics</w:t>
+      </w:r>
+    </w:p>
+    <w:p>
+      <w:pPr>
+        <w:spacing w:line="360" w:lineRule="auto" w:after="160"/>
+      </w:pPr>
+      <w:r>
+        <w:rPr>
+          <w:rFonts w:ascii="Times New Roman" w:hAnsi="Times New Roman"/>
+          <w:b w:val="0"/>
+          <w:i w:val="0"/>
+          <w:color w:val="000000"/>
+          <w:sz w:val="24"/>
+        </w:rPr>
+        <w:t>• Shop Owner: Requires high-level financial health dashboards and settings control.</w:t>
+        <w:br/>
+        <w:t>• Press Operator: Requires simplified job lists and production tracking.</w:t>
+        <w:br/>
+        <w:t>• Customer: Requires self-service upload tools and payment checkout.</w:t>
+      </w:r>
+    </w:p>
+    <w:p>
+      <w:pPr>
+        <w:keepNext/>
+        <w:spacing w:before="280" w:after="160"/>
+      </w:pPr>
+      <w:r>
+        <w:rPr>
+          <w:rFonts w:ascii="Times New Roman" w:hAnsi="Times New Roman"/>
+          <w:b/>
+          <w:i/>
+          <w:color w:val="334155"/>
+          <w:sz w:val="24"/>
+        </w:rPr>
+        <w:t>2.4 Constraints</w:t>
+      </w:r>
+    </w:p>
+    <w:p>
+      <w:pPr>
+        <w:spacing w:line="360" w:lineRule="auto" w:after="160"/>
+      </w:pPr>
+      <w:r>
+        <w:rPr>
+          <w:rFonts w:ascii="Times New Roman" w:hAnsi="Times New Roman"/>
+          <w:b w:val="0"/>
+          <w:i w:val="0"/>
+          <w:color w:val="000000"/>
+          <w:sz w:val="24"/>
+        </w:rPr>
+        <w:t>The application requires internet connectivity to communicate with the Supabase database. Upload file sizes are constrained up to 500MB via Namecheap cPanel PHP configuration.</w:t>
+      </w:r>
+    </w:p>
+    <w:p>
+      <w:pPr>
+        <w:keepNext/>
+        <w:spacing w:before="280" w:after="160"/>
+      </w:pPr>
+      <w:r>
+        <w:rPr>
+          <w:rFonts w:ascii="Times New Roman" w:hAnsi="Times New Roman"/>
+          <w:b/>
+          <w:i w:val="0"/>
+          <w:color w:val="0F766E"/>
+          <w:sz w:val="28"/>
+        </w:rPr>
+        <w:t>3. Specific Requirements</w:t>
+      </w:r>
+    </w:p>
+    <w:p>
+      <w:pPr>
+        <w:keepNext/>
+        <w:spacing w:before="280" w:after="160"/>
+      </w:pPr>
+      <w:r>
+        <w:rPr>
+          <w:rFonts w:ascii="Times New Roman" w:hAnsi="Times New Roman"/>
+          <w:b/>
+          <w:i/>
+          <w:color w:val="334155"/>
+          <w:sz w:val="24"/>
+        </w:rPr>
+        <w:t>3.1 Functional Requirements</w:t>
+      </w:r>
+    </w:p>
+    <w:p>
+      <w:pPr>
+        <w:spacing w:line="360" w:lineRule="auto" w:after="160"/>
+      </w:pPr>
+      <w:r>
+        <w:rPr>
+          <w:rFonts w:ascii="Times New Roman" w:hAnsi="Times New Roman"/>
+          <w:b w:val="0"/>
+          <w:i w:val="0"/>
+          <w:color w:val="000000"/>
+          <w:sz w:val="24"/>
+        </w:rPr>
+        <w:t>FR-01: Dual-Provider Admin Authentication using Supabase Auth with RLS policies.</w:t>
+        <w:br/>
+        <w:t>FR-02: Customer Portal Dual Auth using custom customer credentials.</w:t>
+        <w:br/>
+        <w:t>FR-03: Single and Bulk Job Intake with automatic square footage calculation.</w:t>
+        <w:br/>
+        <w:t>FR-04: Preset Size Configuration to automate width/height fields in forms.</w:t>
+        <w:br/>
+        <w:t>FR-05: Real-time Production tracking across production phases.</w:t>
+        <w:br/>
+        <w:t>FR-06: Telephony Integration using smsonlineapi for transactional notifications.</w:t>
+        <w:br/>
+        <w:t>FR-07: Payment Clearing &amp; Ledger recording against outstanding balances.</w:t>
+        <w:br/>
+        <w:t>FR-08: In-App notification system triggered on job creations or portal uploads.</w:t>
+        <w:br/>
+        <w:t>FR-09: Financial report compilation (PDF/Excel/PNG export) for P&amp;L, Revenue, and Expenses.</w:t>
+        <w:br/>
+        <w:t>FR-10: Activity Logging &amp; Audit Trail to monitor user logins and operations.</w:t>
+      </w:r>
+    </w:p>
+    <w:p>
+      <w:pPr>
+        <w:keepNext/>
+        <w:spacing w:before="280" w:after="160"/>
+      </w:pPr>
+      <w:r>
+        <w:rPr>
+          <w:rFonts w:ascii="Times New Roman" w:hAnsi="Times New Roman"/>
+          <w:b/>
+          <w:i/>
+          <w:color w:val="334155"/>
+          <w:sz w:val="24"/>
+        </w:rPr>
+        <w:t>3.2 Non-Functional Requirements</w:t>
+      </w:r>
+    </w:p>
+    <w:p>
+      <w:pPr>
+        <w:spacing w:line="360" w:lineRule="auto" w:after="160"/>
+      </w:pPr>
+      <w:r>
+        <w:rPr>
+          <w:rFonts w:ascii="Times New Roman" w:hAnsi="Times New Roman"/>
+          <w:b w:val="0"/>
+          <w:i w:val="0"/>
+          <w:color w:val="000000"/>
+          <w:sz w:val="24"/>
+        </w:rPr>
+        <w:t>• NFR-01: Performance &amp; Latency: Dashboard metrics and financial aggregations must load within 1.5 seconds under a load of 100 concurrent requests.</w:t>
+        <w:br/>
+        <w:t>• NFR-02: Security: All persistent tables must enforce Supabase Row Level Security (RLS) policies. Sensitive database credentials and API keys must be isolated in cPanel environment variables.</w:t>
+        <w:br/>
+        <w:t>• NFR-03: Reliability &amp; Fault Tolerance: The frontend application must include a ConnectivityManager to handle network drops and reconnect to database subscriptions seamlessly.</w:t>
+        <w:br/>
+        <w:t>• NFR-04: Portability: The system must render consistently across standard modern web browsers (Chrome, Safari, Firefox, Edge) using a responsive CSS layout.</w:t>
+      </w:r>
+    </w:p>
+    <w:p>
+      <w:pPr>
+        <w:keepNext/>
+        <w:spacing w:before="280" w:after="160"/>
+      </w:pPr>
+      <w:r>
+        <w:rPr>
+          <w:rFonts w:ascii="Times New Roman" w:hAnsi="Times New Roman"/>
+          <w:b/>
+          <w:i w:val="0"/>
+          <w:color w:val="0F766E"/>
+          <w:sz w:val="28"/>
+        </w:rPr>
+        <w:t>4. System Architecture &amp; Diagrams</w:t>
       </w:r>
     </w:p>
     <w:p>
@@ -199,37 +547,6 @@
     </w:p>
     <w:p>
       <w:pPr>
-        <w:keepNext/>
-        <w:spacing w:before="280" w:after="160"/>
-      </w:pPr>
-      <w:r>
-        <w:rPr>
-          <w:rFonts w:ascii="Times New Roman" w:hAnsi="Times New Roman"/>
-          <w:b/>
-          <w:i w:val="0"/>
-          <w:color w:val="0F766E"/>
-          <w:sz w:val="28"/>
-        </w:rPr>
-        <w:t>3. Entity-Relationship &amp; Database Schema</w:t>
-      </w:r>
-    </w:p>
-    <w:p>
-      <w:pPr>
-        <w:spacing w:line="360" w:lineRule="auto" w:after="160"/>
-      </w:pPr>
-      <w:r>
-        <w:rPr>
-          <w:rFonts w:ascii="Times New Roman" w:hAnsi="Times New Roman"/>
-          <w:b w:val="0"/>
-          <w:i w:val="0"/>
-          <w:color w:val="000000"/>
-          <w:sz w:val="24"/>
-        </w:rPr>
-        <w:t>The database schema is fully normalized in PostgreSQL, enforcing foreign key integrity across multi-tenant companies, customer profiles, print jobs, payments, ledger accounts, and custom size presets.</w:t>
-      </w:r>
-    </w:p>
-    <w:p>
-      <w:pPr>
         <w:spacing w:after="80"/>
         <w:jc w:val="center"/>
       </w:pPr>
@@ -282,37 +599,6 @@
           <w:sz w:val="19"/>
         </w:rPr>
         <w:t>Figure Evidence: Normalized Entity-Relationship Diagram (ERD)</w:t>
-      </w:r>
-    </w:p>
-    <w:p>
-      <w:pPr>
-        <w:keepNext/>
-        <w:spacing w:before="280" w:after="160"/>
-      </w:pPr>
-      <w:r>
-        <w:rPr>
-          <w:rFonts w:ascii="Times New Roman" w:hAnsi="Times New Roman"/>
-          <w:b/>
-          <w:i w:val="0"/>
-          <w:color w:val="0F766E"/>
-          <w:sz w:val="28"/>
-        </w:rPr>
-        <w:t>4. Use Case Analysis</w:t>
-      </w:r>
-    </w:p>
-    <w:p>
-      <w:pPr>
-        <w:spacing w:line="360" w:lineRule="auto" w:after="160"/>
-      </w:pPr>
-      <w:r>
-        <w:rPr>
-          <w:rFonts w:ascii="Times New Roman" w:hAnsi="Times New Roman"/>
-          <w:b w:val="0"/>
-          <w:i w:val="0"/>
-          <w:color w:val="000000"/>
-          <w:sz w:val="24"/>
-        </w:rPr>
-        <w:t>The system supports three primary actors: Shop Admin, Press Staff, and External Customers.</w:t>
       </w:r>
     </w:p>
     <w:p>
